--- a/downloads/student/Unit 05/Handout 05.14 - Fast Fashion Facts and Consumer Comparison Task.docx
+++ b/downloads/student/Unit 05/Handout 05.14 - Fast Fashion Facts and Consumer Comparison Task.docx
@@ -429,9 +429,9 @@
       <w:pPr>
         <w:pStyle w:val="Heading2"/>
       </w:pPr>
-      <w:bookmarkStart w:id="26" w:name="X28917679d2227ab60a149d015865c42268543e4"/>
-      <w:r>
-        <w:t xml:space="preserve">The seven cards (cut these apart, one set per station)</w:t>
+      <w:bookmarkStart w:id="26" w:name="Xb5124473af85288560793d70e697b100d5d7020"/>
+      <w:r>
+        <w:t xml:space="preserve">The eight cards (cut these apart, one set per station)</w:t>
       </w:r>
       <w:bookmarkEnd w:id="26"/>
     </w:p>
@@ -861,7 +861,7 @@
               <w:jc w:val="left"/>
             </w:pPr>
             <w:r>
-              <w:t xml:space="preserve">2018 data (published 2020). ****</w:t>
+              <w:t xml:space="preserve">2018 data (published 2020).</w:t>
             </w:r>
           </w:p>
         </w:tc>
@@ -888,7 +888,7 @@
               <w:jc w:val="left"/>
             </w:pPr>
             <w:r>
-              <w:t xml:space="preserve">Widely repeated; versions of it appear in United Nations Environment Programme materials and in many news articles. ****</w:t>
+              <w:t xml:space="preserve">Widely repeated; versions of it appear in United Nations Environment Programme materials and in many news articles.</w:t>
             </w:r>
           </w:p>
         </w:tc>
@@ -937,7 +937,7 @@
               <w:jc w:val="left"/>
             </w:pPr>
             <w:r>
-              <w:t xml:space="preserve">2017. ****</w:t>
+              <w:t xml:space="preserve">2017.</w:t>
             </w:r>
           </w:p>
         </w:tc>
@@ -973,7 +973,7 @@
               <w:rPr>
                 <w:b/>
               </w:rPr>
-              <w:t xml:space="preserve">[if you see a percentage on a poster with no source, that is the point of this exercise]</w:t>
+              <w:t xml:space="preserve">If you see a percentage on a poster with no source, that is the point of this exercise.</w:t>
             </w:r>
           </w:p>
         </w:tc>
